--- a/tai-lieu-noi-bo/moscow/borodino-panorama.docx
+++ b/tai-lieu-noi-bo/moscow/borodino-panorama.docx
@@ -112,6 +112,22 @@
       </w:pPr>
       <w:r>
         <w:t>Vị trí thuận tiện, gần ga metro Kutuzovskaya và Park Pobedy, liền kề Công viên Chiến thắng trên đồi Poklonnaya.</w:t>
+      </w:r>
+    </w:p>
+    <w:p>
+      <w:pPr>
+        <w:pStyle w:val="ListBullet"/>
+      </w:pPr>
+      <w:r>
+        <w:t>Panorama 115 × 15 m của Franz Rubo (1912) — một trong những bức toàn cảnh lớn nhất thế giới.</w:t>
+      </w:r>
+    </w:p>
+    <w:p>
+      <w:pPr>
+        <w:pStyle w:val="ListBullet"/>
+      </w:pPr>
+      <w:r>
+        <w:t>68 khẩu đại bác châu Âu xếp trên bậc đá; izba Kutuzov phục dựng — nơi họp quyết định bỏ Moskva (1812).</w:t>
       </w:r>
     </w:p>
     <w:p>
@@ -480,6 +496,184 @@
         <w:rPr>
           <w:color w:val="152C4E"/>
         </w:rPr>
+        <w:t>Bức tranh toàn cảnh của Franz Rubo — kỳ quan 115 × 15 mét</w:t>
+      </w:r>
+    </w:p>
+    <w:p>
+      <w:pPr>
+        <w:jc w:val="both"/>
+      </w:pPr>
+      <w:r>
+        <w:t>Trái tim của bảo tàng là bức panorama khổng lồ do họa sĩ Franz Rubo (Франц Рубо / Franz Roubaud) hoàn thành năm 1912, nhân 100 năm Chiến tranh Vệ quốc 1812. Tấm vải sơn dài khoảng 115 mét (chu vi) và cao khoảng 15 mét, quây tròn kín quanh người xem — một trong những bức toàn cảnh lớn nhất thế giới.</w:t>
+      </w:r>
+    </w:p>
+    <w:p>
+      <w:pPr>
+        <w:jc w:val="both"/>
+      </w:pPr>
+      <w:r>
+        <w:t>Bí quyết ‘thật như bước vào trận’ nằm ở kỹ thuật kết hợp mặt tranh cong với ‘mặt bằng vật thể’ (предметный план): mô hình địa hình, cây cỏ, khí tài và vật dụng thật ở tiền cảnh nối liền vào tranh, xóa ranh giới giữa vật thật và nét vẽ. Cách kể: mời khách đứng đúng tâm bục quan sát — nơi đường chân trời của tranh và mô hình 3D ‘liền mạch’ nhất — để có cảm giác 360 độ trọn vẹn.</w:t>
+      </w:r>
+    </w:p>
+    <w:p>
+      <w:pPr>
+        <w:jc w:val="both"/>
+      </w:pPr>
+      <w:r>
+        <w:t>Lần ra mắt đầu tiên (tháng 8/1912) đặt trong một pavilion (nhà trưng bày) bằng gỗ dựng riêng ở Chistye Prudy — Đại lộ Chistoprudny số 12а, do kiến trúc sư Vorontsov–Velyaminov thiết kế. Để bảo đảm độ chính xác quân sự, Rubo tham vấn đại tá–sử gia Kolyubakin (Б. М. Колюбакин) khi dựng bố cục trận đánh.</w:t>
+      </w:r>
+    </w:p>
+    <w:p>
+      <w:pPr>
+        <w:pStyle w:val="Heading1"/>
+      </w:pPr>
+      <w:r>
+        <w:rPr>
+          <w:color w:val="152C4E"/>
+        </w:rPr>
+        <w:t>Cảnh gì trên tranh: đỉnh điểm trận đánh giữa trưa 7/9/1812</w:t>
+      </w:r>
+    </w:p>
+    <w:p>
+      <w:pPr>
+        <w:jc w:val="both"/>
+      </w:pPr>
+      <w:r>
+        <w:t>Bức tranh tái hiện khoảnh khắc dữ dội nhất của trận Borodino (Бородинское сражение) vào khoảng giữa trưa ngày 7/9/1812 (tức 26/8 theo lịch Nga cũ), tập trung quanh làng Semyonovskoye (Семёновское) và cuộc giành giật các công sự — chiến lũy Bagration (Багратионовы флеши) và trận địa pháo trên đồi Raevsky (батарея Раевского). Người xem như bị vây giữa từng lớp bộ binh và kỵ binh xung trận, khói súng mù mịt, thương binh và ngựa đổ.</w:t>
+      </w:r>
+    </w:p>
+    <w:p>
+      <w:pPr>
+        <w:jc w:val="both"/>
+      </w:pPr>
+      <w:r>
+        <w:t>Trên tranh có thể nhận ra các sở chỉ huy và những đợt phản công của kỵ binh Nga (đây là cách bảo tàng mô tả nội dung tác phẩm). Cách kể: nhấn mạnh với khách rằng Borodino là một trong những trận đánh một-ngày đẫm máu bậc nhất thế kỷ 19 — hàng vạn người của cả hai bên ngã xuống chỉ trong một ngày.</w:t>
+      </w:r>
+    </w:p>
+    <w:p>
+      <w:pPr>
+        <w:jc w:val="both"/>
+      </w:pPr>
+      <w:r>
+        <w:t>Ý nghĩa: dù không bên nào giành thắng lợi dứt điểm ngay tại chỗ, Borodino đã mở đường cho Napoleon tiến vào một Moskva bị bỏ trống — để rồi hứng chịu thảm bại trên đường rút lui giữa mùa đông Nga. Bức panorama vì thế được người Nga xem như biểu tượng của tinh thần vệ quốc.</w:t>
+      </w:r>
+    </w:p>
+    <w:p>
+      <w:pPr>
+        <w:pStyle w:val="Heading1"/>
+      </w:pPr>
+      <w:r>
+        <w:rPr>
+          <w:color w:val="152C4E"/>
+        </w:rPr>
+        <w:t>Số phận long đong của bức tranh (1912 → 1962)</w:t>
+      </w:r>
+    </w:p>
+    <w:p>
+      <w:pPr>
+        <w:jc w:val="both"/>
+      </w:pPr>
+      <w:r>
+        <w:t>Sau triển lãm 1912, pavilion gỗ nhanh chóng xuống cấp. Năm 1918 bức tranh bị tháo dỡ, cuộn lại và cất giữ nhiều năm trong điều kiện không lý tưởng, dẫn tới hư hại nặng. Có lúc tưởng như báu vật này sẽ mất hẳn.</w:t>
+      </w:r>
+    </w:p>
+    <w:p>
+      <w:pPr>
+        <w:jc w:val="both"/>
+      </w:pPr>
+      <w:r>
+        <w:t>Bức tranh về sau được phục chế công phu (trong nhóm phục chế có danh họa Pavel Korin / Павел Корин) và cuối cùng có được ‘ngôi nhà’ xứng đáng: toà nhà tròn (rotunda) chuyên dụng ở Đại lộ Kutuzovsky số 38, xây trong các năm 1958–1962 (các kiến trúc sư Korabelnikov, Kuzmin, Kuchanov), khánh thành năm 1962 nhân 150 năm trận đánh. Cách kể: một tác phẩm ‘suýt mất’ nay là bảo vật quốc gia — chi tiết luôn khiến khách bất ngờ.</w:t>
+      </w:r>
+    </w:p>
+    <w:p>
+      <w:pPr>
+        <w:pStyle w:val="Heading1"/>
+      </w:pPr>
+      <w:r>
+        <w:rPr>
+          <w:color w:val="152C4E"/>
+        </w:rPr>
+        <w:t>Kho hiện vật: quân kỳ, quân phục và dàn 68 khẩu đại bác</w:t>
+      </w:r>
+    </w:p>
+    <w:p>
+      <w:pPr>
+        <w:jc w:val="both"/>
+      </w:pPr>
+      <w:r>
+        <w:t>Các phòng trưng bày bao quanh panorama lưu giữ tranh, đồ họa, vũ khí và đồ thủy tinh thế kỷ 19; cùng quân kỳ, vũ khí, đạn dược và quân phục của quân đội Nga thời 1812. Đây là nơi khách xem tận mắt kiếm, súng, huy hiệu và cờ trận của thời đại Napoleon.</w:t>
+      </w:r>
+    </w:p>
+    <w:p>
+      <w:pPr>
+        <w:jc w:val="both"/>
+      </w:pPr>
+      <w:r>
+        <w:t>Bên ngoài, trên các bậc đá là dàn 68 khẩu đại bác (cannon) của nhiều quốc gia châu Âu — hiện vật và chiến lợi phẩm thời chiến tranh Napoleon. Cách kể: đây là ‘đặc sản’ chụp ảnh của đoàn; gợi ý khách thử tìm dấu hiệu xuất xứ (Pháp, Áo, Phổ...) đúc trên nòng pháo, biến việc ngắm hiện vật thành một trò ‘truy tìm’ nhỏ.</w:t>
+      </w:r>
+    </w:p>
+    <w:p>
+      <w:pPr>
+        <w:pStyle w:val="Heading1"/>
+      </w:pPr>
+      <w:r>
+        <w:rPr>
+          <w:color w:val="152C4E"/>
+        </w:rPr>
+        <w:t>Izba Kutuzov ở Fili (Кутузовская изба) &amp; Hội đồng quân sự định mệnh</w:t>
+      </w:r>
+    </w:p>
+    <w:p>
+      <w:pPr>
+        <w:jc w:val="both"/>
+      </w:pPr>
+      <w:r>
+        <w:t>Phía sau bảo tàng là ngôi nhà gỗ nông dân (izba) phục dựng — bản sao căn nhà ở làng Fili, nơi Thống chế Mikhail Kutuzov (Михаил Кутузов) triệu tập Hội đồng quân sự (Военный совет в Филях) ngày 1(13)/9/1812 và đưa ra quyết định lịch sử: bỏ ngỏ Moskva để bảo toàn quân đội. Ngôi nhà gốc cháy năm 1868 và được phục dựng năm 1887.</w:t>
+      </w:r>
+    </w:p>
+    <w:p>
+      <w:pPr>
+        <w:jc w:val="both"/>
+      </w:pPr>
+      <w:r>
+        <w:t>Gian chính giữ lại khung cảnh cuộc họp: lò sưởi kiểu Nga (русская печь), icon Đức Mẹ Smolensk (икона Смоленской Богоматери), ghế dài và bàn gỗ. Cách kể: truyền lại tinh thần câu nói gắn với Kutuzov — mất Moskva chưa phải là mất nước Nga; còn quân đội là còn hy vọng (nên nói rõ với khách đây là câu được truyền tụng). Chính từ quyết định ‘đau mà đúng’ này, quân Nga giữ được lực lượng và lật ngược thế cờ.</w:t>
+      </w:r>
+    </w:p>
+    <w:p>
+      <w:pPr>
+        <w:pStyle w:val="Heading1"/>
+      </w:pPr>
+      <w:r>
+        <w:rPr>
+          <w:color w:val="152C4E"/>
+        </w:rPr>
+        <w:t>Tượng đài Kutuzov, Cổng Khải hoàn &amp; thông tin tham quan</w:t>
+      </w:r>
+    </w:p>
+    <w:p>
+      <w:pPr>
+        <w:jc w:val="both"/>
+      </w:pPr>
+      <w:r>
+        <w:t>Trước bảo tàng là tượng đài Kutuzov cưỡi ngựa, khánh thành năm 1973 (nhà điêu khắc Nikolai Tomsky); bệ tượng khắc hình 26 tướng lĩnh, anh hùng và người tham gia cuộc chiến 1812. Gần đó, trên đại lộ Kutuzovsky, là Cổng Khải hoàn Moskva (Триумфальная арка) — khải hoàn môn mừng chiến thắng 1812.</w:t>
+      </w:r>
+    </w:p>
+    <w:p>
+      <w:pPr>
+        <w:jc w:val="both"/>
+      </w:pPr>
+      <w:r>
+        <w:t>Địa chỉ: Đại lộ Kutuzovsky số 38 (Кутузовский проспект, 38); metro Park Pobedy (Парк Победы) hoặc Kutuzovskaya. Giờ mở cửa (theo nguồn công khai, nên xác nhận trước khi dẫn đoàn): 10:00–18:00, thứ Năm tới 21:00; đóng cửa thứ Sáu và ngày thứ Năm cuối tháng. Cách kể: nên ghép điểm này thành một cụm với Công viên Chiến thắng trên đồi Poklonnaya gần đó, để khách thấy mạch ‘1812 – Thế chiến II’ của ký ức vệ quốc Nga.</w:t>
+      </w:r>
+    </w:p>
+    <w:p>
+      <w:pPr>
+        <w:pStyle w:val="Heading1"/>
+      </w:pPr>
+      <w:r>
+        <w:rPr>
+          <w:color w:val="152C4E"/>
+        </w:rPr>
         <w:t>Hình ảnh (link chèn cho bản HTML)</w:t>
       </w:r>
     </w:p>
@@ -675,6 +869,51 @@
       </w:r>
     </w:p>
     <w:p>
+      <w:r>
+        <w:rPr>
+          <w:sz w:val="22"/>
+        </w:rPr>
+        <w:t xml:space="preserve">• Battle of Borodino Museum-Panorama — Rusmania — </w:t>
+      </w:r>
+      <w:r>
+        <w:rPr>
+          <w:color w:val="204A86"/>
+          <w:sz w:val="20"/>
+        </w:rPr>
+        <w:t>https://rusmania.com/central/moscow-federal-city/moscow/outer-west/dorogomilovo-district/battle-of-borodino-museum-panorama</w:t>
+      </w:r>
+    </w:p>
+    <w:p>
+      <w:r>
+        <w:rPr>
+          <w:sz w:val="22"/>
+        </w:rPr>
+        <w:t xml:space="preserve">• Бородинская панорама — Wikipedia (RU) — </w:t>
+      </w:r>
+      <w:r>
+        <w:rPr>
+          <w:color w:val="204A86"/>
+          <w:sz w:val="20"/>
+        </w:rPr>
+        <w:t>https://ru.wikipedia.org/wiki/Бородинская_панорама</w:t>
+      </w:r>
+    </w:p>
+    <w:p>
+      <w:r>
+        <w:rPr>
+          <w:sz w:val="22"/>
+        </w:rPr>
+        <w:t xml:space="preserve">• Franz Roubaud — Wikipedia (EN) — </w:t>
+      </w:r>
+      <w:r>
+        <w:rPr>
+          <w:color w:val="204A86"/>
+          <w:sz w:val="20"/>
+        </w:rPr>
+        <w:t>https://en.wikipedia.org/wiki/Franz_Roubaud</w:t>
+      </w:r>
+    </w:p>
+    <w:p>
       <w:pPr>
         <w:pStyle w:val="Heading2"/>
       </w:pPr>
@@ -760,11 +999,47 @@
     <w:p>
       <w:r>
         <w:rPr>
+          <w:color w:val="5C6773"/>
+          <w:sz w:val="20"/>
+        </w:rPr>
+        <w:t>Rusmania — Battle of Borodino Museum-Panorama</w:t>
+      </w:r>
+    </w:p>
+    <w:p>
+      <w:r>
+        <w:rPr>
+          <w:color w:val="5C6773"/>
+          <w:sz w:val="20"/>
+        </w:rPr>
+        <w:t>Advantour — The Battle of Borodino Panorama (kích thước 115×15 m, 68 đại bác)</w:t>
+      </w:r>
+    </w:p>
+    <w:p>
+      <w:r>
+        <w:rPr>
+          <w:color w:val="5C6773"/>
+          <w:sz w:val="20"/>
+        </w:rPr>
+        <w:t>Wikipedia (RU) — Бородинская панорама (Rubo 1912, pavilion Chistye Prudy, rotunda 1962)</w:t>
+      </w:r>
+    </w:p>
+    <w:p>
+      <w:r>
+        <w:rPr>
+          <w:color w:val="5C6773"/>
+          <w:sz w:val="20"/>
+        </w:rPr>
+        <w:t>Wikipedia (EN) — Franz Roubaud</w:t>
+      </w:r>
+    </w:p>
+    <w:p>
+      <w:r>
+        <w:rPr>
           <w:i/>
           <w:color w:val="5C6773"/>
           <w:sz w:val="18"/>
         </w:rPr>
-        <w:t>Tài liệu nội bộ — không dùng cho mục đích public. Biên soạn nguyên gốc, có dẫn nguồn. Cập nhật 2026-08-11.</w:t>
+        <w:t>Tài liệu nội bộ — không dùng cho mục đích public. Biên soạn nguyên gốc, có dẫn nguồn. Cập nhật 2026-09-28.</w:t>
       </w:r>
     </w:p>
     <w:sectPr>
